--- a/CSCU9D6_Assignment_3115875_Final.docx
+++ b/CSCU9D6_Assignment_3115875_Final.docx
@@ -76,16 +76,7 @@
           <w:sz w:val="40"/>
           <w:szCs w:val="40"/>
         </w:rPr>
-        <w:t>Word Count: 382</w:t>
-      </w:r>
-      <w:r>
-        <w:rPr>
-          <w:b/>
-          <w:bCs/>
-          <w:sz w:val="40"/>
-          <w:szCs w:val="40"/>
-        </w:rPr>
-        <w:t>9</w:t>
+        <w:t>Word Count: 3829</w:t>
       </w:r>
     </w:p>
     <w:p>
@@ -2882,25 +2873,7 @@
           <w:sz w:val="24"/>
           <w:szCs w:val="24"/>
         </w:rPr>
-        <w:t xml:space="preserve">The verified Cyber Essentials Plus route is recommended given the sensitivity of data processed. Certification will require network segregation at the three sites sharing patient and staff Wi-Fi, elimination of shared booking logins at two clinics, a patch schedule covering the fourteen-month imaging software backlog, and USB restriction on clinical workstations. </w:t>
-      </w:r>
-      <w:r>
-        <w:rPr>
-          <w:b w:val="false"/>
-          <w:bCs w:val="false"/>
-          <w:sz w:val="24"/>
-          <w:szCs w:val="24"/>
-        </w:rPr>
-        <w:t>Which</w:t>
-      </w:r>
-      <w:r>
-        <w:rPr>
-          <w:b w:val="false"/>
-          <w:bCs w:val="false"/>
-          <w:sz w:val="24"/>
-          <w:szCs w:val="24"/>
-        </w:rPr>
-        <w:t xml:space="preserve"> are all scoped within the standard Cyber Essentials Plus assessment process. It also provides evidence of reasonable security measures in any subsequent ICO investigation.</w:t>
+        <w:t>The verified Cyber Essentials Plus route is recommended given the sensitivity of data processed. Certification will require network segregation at the three sites sharing patient and staff Wi-Fi, elimination of shared booking logins at two clinics, a patch schedule covering the fourteen-month imaging software backlog, and USB restriction on clinical workstations. Which are all scoped within the standard Cyber Essentials Plus assessment process. It also provides evidence of reasonable security measures in any subsequent ICO investigation.</w:t>
       </w:r>
     </w:p>
     <w:p>
